--- a/engine/swdy_study/SWDY_Bibliography_13-09-2026.docx
+++ b/engine/swdy_study/SWDY_Bibliography_13-09-2026.docx
@@ -16416,7 +16416,7 @@
                 <w:color w:val="1C3A36"/>
                 <w:sz w:val="15"/>
               </w:rPr>
-              <w:t>Group effective tax rate used for the forecast. Audited effective rates: FY2023 31.3%, FY2024 30.1%, FY2025 22.6% (all now EXACT — tax expense / profit before tax, audited statement of profit or loss); Q1-2026 interim 25.75%. No statutory-vs-effective reconciliation is disclosed anywhere in the filings (Egyptian Accounting Standards do not require the IFRS-style table); the group operates in 15+ tax jurisdictions plus Free-Zone entities that pay 1% of revenue to GAFI instead of corporate tax. 24.5% sits between the FY2025 print and the historical average, allowing for the Q1-2026 uptick rather than extrapolating one low year</w:t>
+              <w:t>Group effective tax rate used for the forecast. Audited effective rates: FY2023 31.3%, FY2024 30.1%, FY2025 22.6% (all now EXACT — tax expense / profit before tax, audited statement of profit or loss); Q1-2026 interim 25.75%, H1-2026 interim 30.85%, WHICH IMPLIES 35.15% IN THE SECOND QUARTER ALONE. EVERY EARLIER EDITION OF THIS ENTRY STOPPED AT THE QUARTER AND CALLED IT 'the Q1-2026 uptick', while the half that contains it — registered in this same file as h1_26_tax and flagged there as material — ran five points higher again. Quoting the quarter as the current observation when the half it sits inside is known and worse is not a neutral choice of period. The adopted 24.5% is therefore BELOW every one of the last four observations and the study prices the alternative explicitly rather than leaving the reader to find it. No statutory-vs-effective reconciliation is disclosed anywhere in the filings (Egyptian Accounting Standards do not require the IFRS-style table); the group operates in 15+ tax jurisdictions plus Free-Zone entities that pay 1% of revenue to GAFI instead of corporate tax. 24.5% sits between the FY2025 print and the historical average, allowing for the Q1-2026 uptick rather than extrapolating one low year</w:t>
             </w:r>
           </w:p>
         </w:tc>
@@ -17578,7 +17578,7 @@
                 <w:color w:val="1C3A36"/>
                 <w:sz w:val="15"/>
               </w:rPr>
-              <w:t>LME copper. FY2026 is set at USD 13,400/t, between the Q1-2026 average actually realised and the current cash price of about 14,000 (early August 2026); thereafter the current level is held flat — copper is the largest single input into the Cables segment and a directional view on it would dominate the valuation. The -10% column of the sensitivity carries the mean-reversion case</w:t>
+              <w:t>LME copper. FY2026 is set at USD 13,400/t, between the Q1-2026 average actually realised and the current cash price of about 14,000 (early August 2026); thereafter that level is ESCALATED AT THE HOUSE'S OWN US LONG-RUN INFLATION of 2.5% a year, reaching about 15,453/t by FY2030E. It is NOT held flat and this note said it was for two editions after the path changed: holding a dollar price flat in nominal terms is a real decline of 2.5% a year, which is a directional view on copper and not the absence of one. The level is still not a forecast — it is today's price carried forward in real terms. Copper is the largest single input into the Cables segment and a genuine directional view on it would dominate the valuation. The -10% column of the sensitivity carries the mean-reversion case</w:t>
             </w:r>
           </w:p>
         </w:tc>

--- a/engine/swdy_study/SWDY_Bibliography_13-09-2026.docx
+++ b/engine/swdy_study/SWDY_Bibliography_13-09-2026.docx
@@ -1444,7 +1444,7 @@
           <w:color w:val="1C3A36"/>
           <w:sz w:val="22"/>
         </w:rPr>
-        <w:t>Company layer — 168 inputs</w:t>
+        <w:t>Company layer — 169 inputs</w:t>
       </w:r>
     </w:p>
     <w:tbl>
@@ -3369,6 +3369,76 @@
                 <w:sz w:val="15"/>
               </w:rPr>
               <w:t>Profit attributable to owners of the parent, FY2023 audited financial statements. Basic EPS 4.26, diluted 4.25</w:t>
+            </w:r>
+          </w:p>
+        </w:tc>
+      </w:tr>
+      <w:tr>
+        <w:tc>
+          <w:tcPr>
+            <w:tcW w:type="dxa" w:w="1656"/>
+          </w:tcPr>
+          <w:p>
+            <w:pPr>
+              <w:spacing w:after="20"/>
+            </w:pPr>
+            <w:r>
+              <w:rPr>
+                <w:color w:val="1C3A36"/>
+                <w:sz w:val="15"/>
+              </w:rPr>
+              <w:t>eps reported</w:t>
+            </w:r>
+          </w:p>
+        </w:tc>
+        <w:tc>
+          <w:tcPr>
+            <w:tcW w:type="dxa" w:w="1368"/>
+          </w:tcPr>
+          <w:p>
+            <w:pPr>
+              <w:spacing w:after="20"/>
+            </w:pPr>
+            <w:r>
+              <w:rPr>
+                <w:color w:val="1C3A36"/>
+                <w:sz w:val="15"/>
+              </w:rPr>
+              <w:t>FY23: 4.26; FY24: 7.22; FY25: 7.13</w:t>
+            </w:r>
+          </w:p>
+        </w:tc>
+        <w:tc>
+          <w:tcPr>
+            <w:tcW w:type="dxa" w:w="1123"/>
+          </w:tcPr>
+          <w:p>
+            <w:pPr>
+              <w:spacing w:after="20"/>
+            </w:pPr>
+            <w:r>
+              <w:rPr>
+                <w:color w:val="1C3A36"/>
+                <w:sz w:val="15"/>
+              </w:rPr>
+              <w:t>2026-03-15</w:t>
+            </w:r>
+          </w:p>
+        </w:tc>
+        <w:tc>
+          <w:tcPr>
+            <w:tcW w:type="dxa" w:w="5933"/>
+          </w:tcPr>
+          <w:p>
+            <w:pPr>
+              <w:spacing w:after="20"/>
+            </w:pPr>
+            <w:r>
+              <w:rPr>
+                <w:color w:val="1C3A36"/>
+                <w:sz w:val="15"/>
+              </w:rPr>
+              <w:t>Basic earnings per share as reported on the face of each year's audited consolidated statement of profit or loss (FY2023 diluted 4.25, FY2024 diluted 7.21, FY2025 basic and diluted both 7.13). Struck AFTER the Egyptian employee and board profit-share appropriation and over the weighted-average share count, so it is lower than attributable profit over shares outstanding; both bases are published</w:t>
             </w:r>
           </w:p>
         </w:tc>
@@ -18020,7 +18090,7 @@
                 <w:color w:val="1C3A36"/>
                 <w:sz w:val="15"/>
               </w:rPr>
-              <w:t>About 6% a year of depreciation, far below what the interest-rate differential implies</w:t>
+              <w:t>About 7.6% a year of depreciation, far below what the interest-rate differential implies</w:t>
             </w:r>
           </w:p>
         </w:tc>
@@ -18073,7 +18143,7 @@
                 <w:color w:val="1C3A36"/>
                 <w:sz w:val="15"/>
               </w:rPr>
-              <w:t>Working capital held near the FY2025 share of revenue</w:t>
+              <w:t>Working capital held near 19.7% of revenue</w:t>
             </w:r>
           </w:p>
         </w:tc>
@@ -18090,7 +18160,7 @@
                 <w:color w:val="1C3A36"/>
                 <w:sz w:val="15"/>
               </w:rPr>
-              <w:t>Net working capital stays near 19.9% of revenue, the FY2025 audited level</w:t>
+              <w:t>Net working capital stays near 19.7% of revenue — the level measured on the REVIEWED 30 June 2026 balance sheet, not the FY2025 audited level of 19.87% an earlier edition of this row named</w:t>
             </w:r>
           </w:p>
         </w:tc>
@@ -18300,7 +18370,7 @@
                 <w:color w:val="1C3A36"/>
                 <w:sz w:val="15"/>
               </w:rPr>
-              <w:t>Struck at the actual FY2025 payout (EGP 1.85/share = 22.8% of attributable EPS), rounded up for the rising trajectory the +85% step-up implies</w:t>
+              <w:t>Struck at the actual FY2025 payout (EGP 1.85/share = 22.9% of attributable EPS), rounded up for the rising trajectory the step-up implies</w:t>
             </w:r>
           </w:p>
         </w:tc>
@@ -18353,7 +18423,7 @@
                 <w:color w:val="1C3A36"/>
                 <w:sz w:val="15"/>
               </w:rPr>
-              <w:t>Terminal growth of 5%</w:t>
+              <w:t>Terminal growth of 9.1%</w:t>
             </w:r>
           </w:p>
         </w:tc>
@@ -18370,7 +18440,7 @@
                 <w:color w:val="1C3A36"/>
                 <w:sz w:val="15"/>
               </w:rPr>
-              <w:t>The standing centre for established names in this market, sensitised 3–7%</w:t>
+              <w:t>Derived from the house macro path — 7.0% long-run Egyptian inflation compounded with a 2.0% real rate — and sensitised 7.1%-11.1% around it. NOT a standing centre chosen for the market: an earlier edition of this row published 5% 'sensitised 3-7%', which is the construction this study retired, and which does not contain the rate the study actually strikes</w:t>
             </w:r>
           </w:p>
         </w:tc>
@@ -18597,7 +18667,7 @@
                 <w:color w:val="1C3A36"/>
                 <w:sz w:val="15"/>
               </w:rPr>
-              <w:t>Audited effective rates ran 31.3% (FY2023), 30.1% (FY2024) and 22.6% (FY2025); no statutory-vs-effective reconciliation is disclosed, and the group pays tax in 15+ jurisdictions plus Free-Zone entities on a revenue basis</w:t>
+              <w:t>Audited effective rates ran 31.3% (FY2023), 30.1% (FY2024) and 22.6% (FY2025), then 25.8% (Q1-2026) and 30.9% (H1-2026) — which implies 35.2% in the second quarter alone, so the adopted rate sits below all four of the most recent readings. No statutory-vs-effective reconciliation is disclosed, and the group pays tax in 15+ jurisdictions plus Free-Zone entities on a revenue basis</w:t>
             </w:r>
           </w:p>
         </w:tc>
@@ -18614,7 +18684,7 @@
                 <w:color w:val="1C3A36"/>
                 <w:sz w:val="15"/>
               </w:rPr>
-              <w:t>A sustained repeat of the FY2025 low or the Q1-2026 print (25.75%) in either direction</w:t>
+              <w:t>A sustained repeat of the FY2025 low, or of the 30.9% the reviewed half printed, in either direction</w:t>
             </w:r>
           </w:p>
         </w:tc>

--- a/engine/swdy_study/SWDY_Bibliography_13-09-2026.docx
+++ b/engine/swdy_study/SWDY_Bibliography_13-09-2026.docx
@@ -1444,7 +1444,7 @@
           <w:color w:val="1C3A36"/>
           <w:sz w:val="22"/>
         </w:rPr>
-        <w:t>Company layer — 169 inputs</w:t>
+        <w:t>Company layer — 172 inputs</w:t>
       </w:r>
     </w:p>
     <w:tbl>
@@ -6117,6 +6117,216 @@
                 <w:color w:val="1C3A36"/>
                 <w:sz w:val="15"/>
               </w:rPr>
+              <w:t>electra sold 2025 mn</w:t>
+            </w:r>
+          </w:p>
+        </w:tc>
+        <w:tc>
+          <w:tcPr>
+            <w:tcW w:type="dxa" w:w="1368"/>
+          </w:tcPr>
+          <w:p>
+            <w:pPr>
+              <w:spacing w:after="20"/>
+            </w:pPr>
+            <w:r>
+              <w:rPr>
+                <w:color w:val="1C3A36"/>
+                <w:sz w:val="15"/>
+              </w:rPr>
+              <w:t>32.1</w:t>
+            </w:r>
+          </w:p>
+        </w:tc>
+        <w:tc>
+          <w:tcPr>
+            <w:tcW w:type="dxa" w:w="1123"/>
+          </w:tcPr>
+          <w:p>
+            <w:pPr>
+              <w:spacing w:after="20"/>
+            </w:pPr>
+            <w:r>
+              <w:rPr>
+                <w:color w:val="1C3A36"/>
+                <w:sz w:val="15"/>
+              </w:rPr>
+              <w:t>2026-03-01</w:t>
+            </w:r>
+          </w:p>
+        </w:tc>
+        <w:tc>
+          <w:tcPr>
+            <w:tcW w:type="dxa" w:w="5933"/>
+          </w:tcPr>
+          <w:p>
+            <w:pPr>
+              <w:spacing w:after="20"/>
+            </w:pPr>
+            <w:r>
+              <w:rPr>
+                <w:color w:val="1C3A36"/>
+                <w:sz w:val="15"/>
+              </w:rPr>
+              <w:t>Shares sold into the market by Electra Investment Holding over calendar 2025, from the FY2025 shareholder table's movement against the FY2024 stake</w:t>
+            </w:r>
+          </w:p>
+        </w:tc>
+      </w:tr>
+      <w:tr>
+        <w:tc>
+          <w:tcPr>
+            <w:tcW w:type="dxa" w:w="1656"/>
+          </w:tcPr>
+          <w:p>
+            <w:pPr>
+              <w:spacing w:after="20"/>
+            </w:pPr>
+            <w:r>
+              <w:rPr>
+                <w:color w:val="1C3A36"/>
+                <w:sz w:val="15"/>
+              </w:rPr>
+              <w:t>nd release fy25</w:t>
+            </w:r>
+          </w:p>
+        </w:tc>
+        <w:tc>
+          <w:tcPr>
+            <w:tcW w:type="dxa" w:w="1368"/>
+          </w:tcPr>
+          <w:p>
+            <w:pPr>
+              <w:spacing w:after="20"/>
+            </w:pPr>
+            <w:r>
+              <w:rPr>
+                <w:color w:val="1C3A36"/>
+                <w:sz w:val="15"/>
+              </w:rPr>
+              <w:t>19,789.0</w:t>
+            </w:r>
+          </w:p>
+        </w:tc>
+        <w:tc>
+          <w:tcPr>
+            <w:tcW w:type="dxa" w:w="1123"/>
+          </w:tcPr>
+          <w:p>
+            <w:pPr>
+              <w:spacing w:after="20"/>
+            </w:pPr>
+            <w:r>
+              <w:rPr>
+                <w:color w:val="1C3A36"/>
+                <w:sz w:val="15"/>
+              </w:rPr>
+              <w:t>2026-03-01</w:t>
+            </w:r>
+          </w:p>
+        </w:tc>
+        <w:tc>
+          <w:tcPr>
+            <w:tcW w:type="dxa" w:w="5933"/>
+          </w:tcPr>
+          <w:p>
+            <w:pPr>
+              <w:spacing w:after="20"/>
+            </w:pPr>
+            <w:r>
+              <w:rPr>
+                <w:color w:val="1C3A36"/>
+                <w:sz w:val="15"/>
+              </w:rPr>
+              <w:t>Net debt as the company states it in its own FY2025 earnings release, on a narrower basis than the audited balance sheet (the definitional gap against this study's computed figure is disclosed rather than resolved)</w:t>
+            </w:r>
+          </w:p>
+        </w:tc>
+      </w:tr>
+      <w:tr>
+        <w:tc>
+          <w:tcPr>
+            <w:tcW w:type="dxa" w:w="1656"/>
+          </w:tcPr>
+          <w:p>
+            <w:pPr>
+              <w:spacing w:after="20"/>
+            </w:pPr>
+            <w:r>
+              <w:rPr>
+                <w:color w:val="1C3A36"/>
+                <w:sz w:val="15"/>
+              </w:rPr>
+              <w:t>assoc bv fy23</w:t>
+            </w:r>
+          </w:p>
+        </w:tc>
+        <w:tc>
+          <w:tcPr>
+            <w:tcW w:type="dxa" w:w="1368"/>
+          </w:tcPr>
+          <w:p>
+            <w:pPr>
+              <w:spacing w:after="20"/>
+            </w:pPr>
+            <w:r>
+              <w:rPr>
+                <w:color w:val="1C3A36"/>
+                <w:sz w:val="15"/>
+              </w:rPr>
+              <w:t>3,802.8</w:t>
+            </w:r>
+          </w:p>
+        </w:tc>
+        <w:tc>
+          <w:tcPr>
+            <w:tcW w:type="dxa" w:w="1123"/>
+          </w:tcPr>
+          <w:p>
+            <w:pPr>
+              <w:spacing w:after="20"/>
+            </w:pPr>
+            <w:r>
+              <w:rPr>
+                <w:color w:val="1C3A36"/>
+                <w:sz w:val="15"/>
+              </w:rPr>
+              <w:t>2024-03-13</w:t>
+            </w:r>
+          </w:p>
+        </w:tc>
+        <w:tc>
+          <w:tcPr>
+            <w:tcW w:type="dxa" w:w="5933"/>
+          </w:tcPr>
+          <w:p>
+            <w:pPr>
+              <w:spacing w:after="20"/>
+            </w:pPr>
+            <w:r>
+              <w:rPr>
+                <w:color w:val="1C3A36"/>
+                <w:sz w:val="15"/>
+              </w:rPr>
+              <w:t>Investments in associates and joint ventures, carrying value at 31 December 2023, FY2023 audited consolidated balance sheet</w:t>
+            </w:r>
+          </w:p>
+        </w:tc>
+      </w:tr>
+      <w:tr>
+        <w:tc>
+          <w:tcPr>
+            <w:tcW w:type="dxa" w:w="1656"/>
+          </w:tcPr>
+          <w:p>
+            <w:pPr>
+              <w:spacing w:after="20"/>
+            </w:pPr>
+            <w:r>
+              <w:rPr>
+                <w:color w:val="1C3A36"/>
+                <w:sz w:val="15"/>
+              </w:rPr>
               <w:t>assoc bv fy24</w:t>
             </w:r>
           </w:p>
@@ -13400,7 +13610,7 @@
           <w:color w:val="1C3A36"/>
           <w:sz w:val="22"/>
         </w:rPr>
-        <w:t>Country layer — 10 inputs</w:t>
+        <w:t>Country layer — 11 inputs</w:t>
       </w:r>
     </w:p>
     <w:tbl>
@@ -13663,6 +13873,76 @@
                 <w:color w:val="1C3A36"/>
                 <w:sz w:val="15"/>
               </w:rPr>
+              <w:t>rf external span</w:t>
+            </w:r>
+          </w:p>
+        </w:tc>
+        <w:tc>
+          <w:tcPr>
+            <w:tcW w:type="dxa" w:w="1368"/>
+          </w:tcPr>
+          <w:p>
+            <w:pPr>
+              <w:spacing w:after="20"/>
+            </w:pPr>
+            <w:r>
+              <w:rPr>
+                <w:color w:val="1C3A36"/>
+                <w:sz w:val="15"/>
+              </w:rPr>
+              <w:t>0.223, 0.23</w:t>
+            </w:r>
+          </w:p>
+        </w:tc>
+        <w:tc>
+          <w:tcPr>
+            <w:tcW w:type="dxa" w:w="1123"/>
+          </w:tcPr>
+          <w:p>
+            <w:pPr>
+              <w:spacing w:after="20"/>
+            </w:pPr>
+            <w:r>
+              <w:rPr>
+                <w:color w:val="1C3A36"/>
+                <w:sz w:val="15"/>
+              </w:rPr>
+              <w:t>2026-08-05</w:t>
+            </w:r>
+          </w:p>
+        </w:tc>
+        <w:tc>
+          <w:tcPr>
+            <w:tcW w:type="dxa" w:w="5933"/>
+          </w:tcPr>
+          <w:p>
+            <w:pPr>
+              <w:spacing w:after="20"/>
+            </w:pPr>
+            <w:r>
+              <w:rPr>
+                <w:color w:val="1C3A36"/>
+                <w:sz w:val="15"/>
+              </w:rPr>
+              <w:t>The span of external readings of Egypt's 10-year local-currency yield around the study's own reading. They disagree with each other, which is why the rate is carried in the sensitivity rather than presented as precise</w:t>
+            </w:r>
+          </w:p>
+        </w:tc>
+      </w:tr>
+      <w:tr>
+        <w:tc>
+          <w:tcPr>
+            <w:tcW w:type="dxa" w:w="1656"/>
+          </w:tcPr>
+          <w:p>
+            <w:pPr>
+              <w:spacing w:after="20"/>
+            </w:pPr>
+            <w:r>
+              <w:rPr>
+                <w:color w:val="1C3A36"/>
+                <w:sz w:val="15"/>
+              </w:rPr>
               <w:t>rf</w:t>
             </w:r>
           </w:p>
@@ -14226,7 +14506,7 @@
           <w:color w:val="1C3A36"/>
           <w:sz w:val="22"/>
         </w:rPr>
-        <w:t>House layer — 28 inputs</w:t>
+        <w:t>House layer — 30 inputs</w:t>
       </w:r>
     </w:p>
     <w:tbl>
@@ -14331,6 +14611,146 @@
                 <w:sz w:val="15"/>
               </w:rPr>
               <w:t>Source and construction</w:t>
+            </w:r>
+          </w:p>
+        </w:tc>
+      </w:tr>
+      <w:tr>
+        <w:tc>
+          <w:tcPr>
+            <w:tcW w:type="dxa" w:w="1656"/>
+          </w:tcPr>
+          <w:p>
+            <w:pPr>
+              <w:spacing w:after="20"/>
+            </w:pPr>
+            <w:r>
+              <w:rPr>
+                <w:color w:val="1C3A36"/>
+                <w:sz w:val="15"/>
+              </w:rPr>
+              <w:t>cash yield</w:t>
+            </w:r>
+          </w:p>
+        </w:tc>
+        <w:tc>
+          <w:tcPr>
+            <w:tcW w:type="dxa" w:w="1368"/>
+          </w:tcPr>
+          <w:p>
+            <w:pPr>
+              <w:spacing w:after="20"/>
+            </w:pPr>
+            <w:r>
+              <w:rPr>
+                <w:color w:val="1C3A36"/>
+                <w:sz w:val="15"/>
+              </w:rPr>
+              <w:t>0.1</w:t>
+            </w:r>
+          </w:p>
+        </w:tc>
+        <w:tc>
+          <w:tcPr>
+            <w:tcW w:type="dxa" w:w="1123"/>
+          </w:tcPr>
+          <w:p>
+            <w:pPr>
+              <w:spacing w:after="20"/>
+            </w:pPr>
+            <w:r>
+              <w:rPr>
+                <w:color w:val="1C3A36"/>
+                <w:sz w:val="15"/>
+              </w:rPr>
+              <w:t>2026-08-05</w:t>
+            </w:r>
+          </w:p>
+        </w:tc>
+        <w:tc>
+          <w:tcPr>
+            <w:tcW w:type="dxa" w:w="5933"/>
+          </w:tcPr>
+          <w:p>
+            <w:pPr>
+              <w:spacing w:after="20"/>
+            </w:pPr>
+            <w:r>
+              <w:rPr>
+                <w:color w:val="1C3A36"/>
+                <w:sz w:val="15"/>
+              </w:rPr>
+              <w:t>Yield assumed on the cash balance inside the net-finance construction. A house judgement, registered because the document described it in prose while three separate formulas carried it as a literal</w:t>
+            </w:r>
+          </w:p>
+        </w:tc>
+      </w:tr>
+      <w:tr>
+        <w:tc>
+          <w:tcPr>
+            <w:tcW w:type="dxa" w:w="1656"/>
+          </w:tcPr>
+          <w:p>
+            <w:pPr>
+              <w:spacing w:after="20"/>
+            </w:pPr>
+            <w:r>
+              <w:rPr>
+                <w:color w:val="1C3A36"/>
+                <w:sz w:val="15"/>
+              </w:rPr>
+              <w:t>w egp implied fy24</w:t>
+            </w:r>
+          </w:p>
+        </w:tc>
+        <w:tc>
+          <w:tcPr>
+            <w:tcW w:type="dxa" w:w="1368"/>
+          </w:tcPr>
+          <w:p>
+            <w:pPr>
+              <w:spacing w:after="20"/>
+            </w:pPr>
+            <w:r>
+              <w:rPr>
+                <w:color w:val="1C3A36"/>
+                <w:sz w:val="15"/>
+              </w:rPr>
+              <w:t>0.44</w:t>
+            </w:r>
+          </w:p>
+        </w:tc>
+        <w:tc>
+          <w:tcPr>
+            <w:tcW w:type="dxa" w:w="1123"/>
+          </w:tcPr>
+          <w:p>
+            <w:pPr>
+              <w:spacing w:after="20"/>
+            </w:pPr>
+            <w:r>
+              <w:rPr>
+                <w:color w:val="1C3A36"/>
+                <w:sz w:val="15"/>
+              </w:rPr>
+              <w:t>2025-03-13</w:t>
+            </w:r>
+          </w:p>
+        </w:tc>
+        <w:tc>
+          <w:tcPr>
+            <w:tcW w:type="dxa" w:w="5933"/>
+          </w:tcPr>
+          <w:p>
+            <w:pPr>
+              <w:spacing w:after="20"/>
+            </w:pPr>
+            <w:r>
+              <w:rPr>
+                <w:color w:val="1C3A36"/>
+                <w:sz w:val="15"/>
+              </w:rPr>
+              <w:t>Pound share of the financial-debt book implied by the FY2024 back-solve of the effective rate against the three-way EGP/USD/EUR disclosure, on the same construction the FY2025 figure uses. INFERRED, not disclosed: the note gives average rates by currency bucket and never the bucket sizes</w:t>
             </w:r>
           </w:p>
         </w:tc>

--- a/engine/swdy_study/SWDY_Bibliography_13-09-2026.docx
+++ b/engine/swdy_study/SWDY_Bibliography_13-09-2026.docx
@@ -16500,7 +16500,7 @@
                 <w:color w:val="1C3A36"/>
                 <w:sz w:val="15"/>
               </w:rPr>
-              <w:t>Justified EV/EBITDA on mid-cycle FY27E EBITDA. The company's own trailing multiple is elevated; listed cable and electrical-equipment peers trade 8-11x and Riyadh Cables ~14x on earnings. 6.5x applies an Egyptian-market discount for sovereign, currency-convertibility and disclosure risk. Bear 5.5x / bull 8.0x</w:t>
+              <w:t>Justified EV/EBITDA on mid-cycle FY27E EBITDA, applied forward and discounted back two years. A HOUSE JUDGEMENT WITH NO PEER ANCHOR: no peer multiple is computed anywhere in this study, and an earlier edition's claim that 'peers trade 8-11x' was unsupported by any calculation and is withdrawn here as it already was in the study. The figure is struck below this company's own trailing multiple as an Egyptian-market discount for sovereign, currency-convertibility and disclosure risk; the SIZE of that discount is a judgement and is not derived. Sensitised 5.5x to 8.0x, and the lens is a cross-check that is never weighted into the central</w:t>
             </w:r>
           </w:p>
         </w:tc>

--- a/engine/swdy_study/SWDY_Bibliography_13-09-2026.docx
+++ b/engine/swdy_study/SWDY_Bibliography_13-09-2026.docx
@@ -17326,7 +17326,7 @@
                 <w:color w:val="1C3A36"/>
                 <w:sz w:val="15"/>
               </w:rPr>
-              <w:t>Electrical products and digital solutions segment revenue growth, RE-ANCHORED on the reviewed half. FY2026 is the segment's own measured like-for-like half growth, H1-2025 15,504 -&gt; H1-2026 22,989 = +48.28%; it then tapers to +11%. THE RETIRED PATH OPENED AT +20% — against a disclosed FY2025 of +43.7%, an FY2024 of +46.6% and a reviewed half running at +48.3%. Three consecutive disclosures said the same thing and the forecast halved the rate in year one with no named mechanism. THE MECHANISM FOR THE LEVEL IS NAMED AND DATED: this is the segment that makes transformers, and in August 2026 Elsewedy Electric — the listed company — signed a pre-purchase agreement to manufacture four high-voltage transformers of up to 360 MVA for Datagrid's Southland AI data centre via Transpower New Zealand, commissioning late 2027. The global grid-equipment cycle driving that order is the same one running through this segment's disclosed numbers. It is NOT extrapolated: the path halves the growth rate over four years</w:t>
+              <w:t>Electrical products and digital solutions segment revenue growth, RE-ANCHORED on the reviewed half. FY2026 is the segment's own measured like-for-like half growth, H1-2025 15,504 -&gt; H1-2026 22,989 = +48.28%; it then tapers to +11%. THE RETIRED PATH OPENED AT +20% — against a disclosed FY2025 of +43.7%, an FY2024 of +46.6% and a reviewed half running at +48.3%. Three consecutive disclosures said the same thing and the forecast halved the rate in year one with no named mechanism. THE MECHANISM FOR THE LEVEL IS NAMED AND DATED: this is the segment that makes transformers, and in August 2026 Elsewedy Electric — the listed company — signed a pre-purchase agreement to manufacture four high-voltage transformers of up to 360 MVA for a New Zealand data-centre grid connection, commissioning late 2027. AN EXTERNAL REVIEW DISPUTES THE COUNTERPARTY NAMES an earlier edition of this entry carried, and this study cannot settle the attribution from a primary source it has read, so they are withdrawn rather than defended. What the driver rests on is unaffected: the announcing party is the listed issuer, which is the only entity fact this input needs, and the order names a mechanism rather than adding a revenue line. The global grid-equipment cycle driving that order is the same one running through this segment's disclosed numbers. It is NOT extrapolated: the path halves the growth rate over four years</w:t>
             </w:r>
           </w:p>
         </w:tc>
